--- a/Manuscript_KO.docx
+++ b/Manuscript_KO.docx
@@ -383,7 +383,35 @@
         <w:rPr>
           <w:rFonts w:ascii="Malgun Gothic" w:cs="Malgun Gothic" w:eastAsia="Malgun Gothic" w:hAnsi="Malgun Gothic"/>
         </w:rPr>
-        <w:t xml:space="preserve"> 단조 제약)로 매개변수화하였다. 모든 렌즈는 동일한 기판 굴절률, lens material, pitch, fill factor, 최대 높이 및 최대 draft-angle 제약을 만족하도록 하였다. cavity 두께는 모든 캠페인에서 렌즈와 함께 최적화하였다. 즉 각 렌즈 클래스를 공통 cavity가 아니라 각자의 최적 cavity에서 비교한다.</w:t>
+        <w:t xml:space="preserve"> 단조 제약)로 매개변수화하였다. 모든 렌즈는 동일한 기판 굴절률, lens material, pitch, fill factor, 최대 높이 및 최대 draft-angle 제약을 만족하도록 하였다. 렌즈 재질은 N-BK7(</w:t>
+      </w:r>
+      <w:r>
+        <w:rPr>
+          <w:rFonts w:ascii="Malgun Gothic" w:cs="Malgun Gothic" w:eastAsia="Malgun Gothic" w:hAnsi="Malgun Gothic"/>
+          <w:i/>
+          <w:iCs/>
+        </w:rPr>
+        <w:t xml:space="preserve">n = 1.517</w:t>
+      </w:r>
+      <w:r>
+        <w:rPr>
+          <w:rFonts w:ascii="Malgun Gothic" w:cs="Malgun Gothic" w:eastAsia="Malgun Gothic" w:hAnsi="Malgun Gothic"/>
+        </w:rPr>
+        <w:t xml:space="preserve"> @ 589 nm)로, 기판(</w:t>
+      </w:r>
+      <w:r>
+        <w:rPr>
+          <w:rFonts w:ascii="Malgun Gothic" w:cs="Malgun Gothic" w:eastAsia="Malgun Gothic" w:hAnsi="Malgun Gothic"/>
+          <w:i/>
+          <w:iCs/>
+        </w:rPr>
+        <w:t xml:space="preserve">n = 1.51</w:t>
+      </w:r>
+      <w:r>
+        <w:rPr>
+          <w:rFonts w:ascii="Malgun Gothic" w:cs="Malgun Gothic" w:eastAsia="Malgun Gothic" w:hAnsi="Malgun Gothic"/>
+        </w:rPr>
+        <w:t xml:space="preserve">)과 index-matched 이다. 따라서 기판–필름 계면에서 추가 손실이 생기지 않고 필름/공기 계면만이 탈출 조건을 정한다. 이 굴절률은 모든 캠페인과 모든 family 에서 고정된다. 즉 본 연구에서 광추출층의 굴절률은 설계 변수가 아니라 플랫폼의 파라미터이며, 여기서의 결론은 기판 정합 굴절률에 한정된다. cavity 두께는 모든 캠페인에서 렌즈와 함께 최적화하였다. 즉 각 렌즈 클래스를 공통 cavity가 아니라 각자의 최적 cavity에서 비교한다.</w:t>
       </w:r>
     </w:p>
     <w:p>
